--- a/data/rag_data/Удаленный доступ, приложения.docx
+++ b/data/rag_data/Удаленный доступ, приложения.docx
@@ -1,20 +1,17 @@
 
 <file path=word/document.xml><?xml version="1.0" encoding="utf-8"?>
-<w:document xmlns:wpc="http://schemas.microsoft.com/office/word/2010/wordprocessingCanvas" xmlns:cx="http://schemas.microsoft.com/office/drawing/2014/chartex" xmlns:cx1="http://schemas.microsoft.com/office/drawing/2015/9/8/chartex" xmlns:cx2="http://schemas.microsoft.com/office/drawing/2015/10/21/chartex" xmlns:cx3="http://schemas.microsoft.com/office/drawing/2016/5/9/chartex" xmlns:cx4="http://schemas.microsoft.com/office/drawing/2016/5/10/chartex" xmlns:cx5="http://schemas.microsoft.com/office/drawing/2016/5/11/chartex" xmlns:cx6="http://schemas.microsoft.com/office/drawing/2016/5/12/chartex" xmlns:cx7="http://schemas.microsoft.com/office/drawing/2016/5/13/chartex" xmlns:cx8="http://schemas.microsoft.com/office/drawing/2016/5/14/chartex" xmlns:mc="http://schemas.openxmlformats.org/markup-compatibility/2006" xmlns:aink="http://schemas.microsoft.com/office/drawing/2016/ink" xmlns:am3d="http://schemas.microsoft.com/office/drawing/2017/model3d" xmlns:o="urn:schemas-microsoft-com:office:office" xmlns:oel="http://schemas.microsoft.com/office/2019/extlst" xmlns:r="http://schemas.openxmlformats.org/officeDocument/2006/relationships" xmlns:m="http://schemas.openxmlformats.org/officeDocument/2006/math" xmlns:v="urn:schemas-microsoft-com:vml" xmlns:wp14="http://schemas.microsoft.com/office/word/2010/wordprocessingDrawing" xmlns:wp="http://schemas.openxmlformats.org/drawingml/2006/wordprocessingDrawing" xmlns:w10="urn:schemas-microsoft-com:office:word" xmlns:w="http://schemas.openxmlformats.org/wordprocessingml/2006/main" xmlns:w14="http://schemas.microsoft.com/office/word/2010/wordml" xmlns:w15="http://schemas.microsoft.com/office/word/2012/wordml" xmlns:w16cex="http://schemas.microsoft.com/office/word/2018/wordml/cex" xmlns:w16cid="http://schemas.microsoft.com/office/word/2016/wordml/cid" xmlns:w16="http://schemas.microsoft.com/office/word/2018/wordml" xmlns:w16du="http://schemas.microsoft.com/office/word/2023/wordml/word16du" xmlns:w16sdtdh="http://schemas.microsoft.com/office/word/2020/wordml/sdtdatahash" xmlns:w16sdtfl="http://schemas.microsoft.com/office/word/2024/wordml/sdtformatlock" xmlns:w16se="http://schemas.microsoft.com/office/word/2015/wordml/symex" xmlns:wpg="http://schemas.microsoft.com/office/word/2010/wordprocessingGroup" xmlns:wpi="http://schemas.microsoft.com/office/word/2010/wordprocessingInk" xmlns:wne="http://schemas.microsoft.com/office/word/2006/wordml" xmlns:wps="http://schemas.microsoft.com/office/word/2010/wordprocessingShape" mc:Ignorable="w14 w15 w16se w16cid w16 w16cex w16sdtdh w16sdtfl w16du wp14">
+<w:document xmlns:wpc="http://schemas.microsoft.com/office/word/2010/wordprocessingCanvas" xmlns:cx="http://schemas.microsoft.com/office/drawing/2014/chartex" xmlns:cx1="http://schemas.microsoft.com/office/drawing/2015/9/8/chartex" xmlns:cx2="http://schemas.microsoft.com/office/drawing/2015/10/21/chartex" xmlns:cx3="http://schemas.microsoft.com/office/drawing/2016/5/9/chartex" xmlns:cx4="http://schemas.microsoft.com/office/drawing/2016/5/10/chartex" xmlns:cx5="http://schemas.microsoft.com/office/drawing/2016/5/11/chartex" xmlns:cx6="http://schemas.microsoft.com/office/drawing/2016/5/12/chartex" xmlns:cx7="http://schemas.microsoft.com/office/drawing/2016/5/13/chartex" xmlns:cx8="http://schemas.microsoft.com/office/drawing/2016/5/14/chartex" xmlns:mc="http://schemas.openxmlformats.org/markup-compatibility/2006" xmlns:aink="http://schemas.microsoft.com/office/drawing/2016/ink" xmlns:am3d="http://schemas.microsoft.com/office/drawing/2017/model3d" xmlns:o="urn:schemas-microsoft-com:office:office" xmlns:oel="http://schemas.microsoft.com/office/2019/extlst" xmlns:r="http://schemas.openxmlformats.org/officeDocument/2006/relationships" xmlns:m="http://schemas.openxmlformats.org/officeDocument/2006/math" xmlns:v="urn:schemas-microsoft-com:vml" xmlns:wp14="http://schemas.microsoft.com/office/word/2010/wordprocessingDrawing" xmlns:wp="http://schemas.openxmlformats.org/drawingml/2006/wordprocessingDrawing" xmlns:w10="urn:schemas-microsoft-com:office:word" xmlns:w="http://schemas.openxmlformats.org/wordprocessingml/2006/main" xmlns:w14="http://schemas.microsoft.com/office/word/2010/wordml" xmlns:w15="http://schemas.microsoft.com/office/word/2012/wordml" xmlns:w16cex="http://schemas.microsoft.com/office/word/2018/wordml/cex" xmlns:w16cid="http://schemas.microsoft.com/office/word/2016/wordml/cid" xmlns:w16="http://schemas.microsoft.com/office/word/2018/wordml" xmlns:w16du="http://schemas.microsoft.com/office/word/2023/wordml/word16du" xmlns:w16sdtdh="http://schemas.microsoft.com/office/word/2020/wordml/sdtdatahash" xmlns:w16se="http://schemas.microsoft.com/office/word/2015/wordml/symex" xmlns:wpg="http://schemas.microsoft.com/office/word/2010/wordprocessingGroup" xmlns:wpi="http://schemas.microsoft.com/office/word/2010/wordprocessingInk" xmlns:wne="http://schemas.microsoft.com/office/word/2006/wordml" xmlns:wps="http://schemas.microsoft.com/office/word/2010/wordprocessingShape" mc:Ignorable="w14 w15 w16se w16cid w16 w16cex w16sdtdh w16du wp14">
   <w:body>
     <w:p>
       <w:pPr>
-        <w:rPr>
-          <w:rFonts w:eastAsia="Times New Roman"/>
-          <w:kern w:val="0"/>
-          <w14:ligatures w14:val="none"/>
-        </w:rPr>
-      </w:pPr>
-      <w:r>
-        <w:rPr>
-          <w:rFonts w:eastAsia="Times New Roman"/>
-          <w:kern w:val="0"/>
-          <w14:ligatures w14:val="none"/>
+        <w:pStyle w:val="1"/>
+        <w:rPr>
+          <w:rFonts w:eastAsia="Times New Roman"/>
+        </w:rPr>
+      </w:pPr>
+      <w:r>
+        <w:rPr>
+          <w:rFonts w:eastAsia="Times New Roman"/>
         </w:rPr>
         <w:t>Как настроить удаленный доступ?</w:t>
       </w:r>
@@ -309,33 +306,26 @@
     </w:p>
     <w:p>
       <w:pPr>
-        <w:rPr>
-          <w:rFonts w:eastAsia="Times New Roman"/>
-          <w:kern w:val="0"/>
-          <w14:ligatures w14:val="none"/>
-        </w:rPr>
-      </w:pPr>
-      <w:r>
-        <w:rPr>
-          <w:rFonts w:eastAsia="Times New Roman"/>
-          <w:kern w:val="0"/>
-          <w14:ligatures w14:val="none"/>
+        <w:pStyle w:val="1"/>
+        <w:rPr>
+          <w:rFonts w:eastAsia="Times New Roman"/>
+        </w:rPr>
+      </w:pPr>
+      <w:r>
+        <w:rPr>
+          <w:rFonts w:eastAsia="Times New Roman"/>
         </w:rPr>
         <w:t>Как установить</w:t>
       </w:r>
       <w:r>
         <w:rPr>
           <w:rFonts w:eastAsia="Times New Roman"/>
-          <w:kern w:val="0"/>
-          <w14:ligatures w14:val="none"/>
         </w:rPr>
         <w:t xml:space="preserve"> OTP </w:t>
       </w:r>
       <w:r>
         <w:rPr>
           <w:rFonts w:eastAsia="Times New Roman"/>
-          <w:kern w:val="0"/>
-          <w14:ligatures w14:val="none"/>
         </w:rPr>
         <w:t xml:space="preserve">и </w:t>
       </w:r>
@@ -343,8 +333,6 @@
       <w:r>
         <w:rPr>
           <w:rFonts w:eastAsia="Times New Roman"/>
-          <w:kern w:val="0"/>
-          <w14:ligatures w14:val="none"/>
         </w:rPr>
         <w:t>Apps</w:t>
       </w:r>
@@ -352,8 +340,6 @@
       <w:r>
         <w:rPr>
           <w:rFonts w:eastAsia="Times New Roman"/>
-          <w:kern w:val="0"/>
-          <w14:ligatures w14:val="none"/>
         </w:rPr>
         <w:t xml:space="preserve"> на </w:t>
       </w:r>
@@ -361,8 +347,6 @@
       <w:r>
         <w:rPr>
           <w:rFonts w:eastAsia="Times New Roman"/>
-          <w:kern w:val="0"/>
-          <w14:ligatures w14:val="none"/>
         </w:rPr>
         <w:t>iphone</w:t>
       </w:r>
@@ -370,8 +354,6 @@
       <w:r>
         <w:rPr>
           <w:rFonts w:eastAsia="Times New Roman"/>
-          <w:kern w:val="0"/>
-          <w14:ligatures w14:val="none"/>
         </w:rPr>
         <w:t>?</w:t>
       </w:r>
@@ -714,17 +696,14 @@
     </w:p>
     <w:p>
       <w:pPr>
-        <w:rPr>
-          <w:rFonts w:eastAsia="Times New Roman"/>
-          <w:kern w:val="0"/>
-          <w14:ligatures w14:val="none"/>
-        </w:rPr>
-      </w:pPr>
-      <w:r>
-        <w:rPr>
-          <w:rFonts w:eastAsia="Times New Roman"/>
-          <w:kern w:val="0"/>
-          <w14:ligatures w14:val="none"/>
+        <w:pStyle w:val="1"/>
+        <w:rPr>
+          <w:rFonts w:eastAsia="Times New Roman"/>
+        </w:rPr>
+      </w:pPr>
+      <w:r>
+        <w:rPr>
+          <w:rFonts w:eastAsia="Times New Roman"/>
         </w:rPr>
         <w:t>Как настроить личный ноутбук для работы?</w:t>
       </w:r>
@@ -947,17 +926,14 @@
     </w:p>
     <w:p>
       <w:pPr>
-        <w:rPr>
-          <w:rFonts w:eastAsia="Times New Roman"/>
-          <w:kern w:val="0"/>
-          <w14:ligatures w14:val="none"/>
-        </w:rPr>
-      </w:pPr>
-      <w:r>
-        <w:rPr>
-          <w:rFonts w:eastAsia="Times New Roman"/>
-          <w:kern w:val="0"/>
-          <w14:ligatures w14:val="none"/>
+        <w:pStyle w:val="1"/>
+        <w:rPr>
+          <w:rFonts w:eastAsia="Times New Roman"/>
+        </w:rPr>
+      </w:pPr>
+      <w:r>
+        <w:rPr>
+          <w:rFonts w:eastAsia="Times New Roman"/>
         </w:rPr>
         <w:t>Что делать если ВАРМ загрузился без данных и программ?</w:t>
       </w:r>
@@ -999,33 +975,26 @@
     </w:p>
     <w:p>
       <w:pPr>
-        <w:rPr>
-          <w:rFonts w:eastAsia="Times New Roman"/>
-          <w:kern w:val="0"/>
-          <w14:ligatures w14:val="none"/>
-        </w:rPr>
-      </w:pPr>
-      <w:r>
-        <w:rPr>
-          <w:rFonts w:eastAsia="Times New Roman"/>
-          <w:kern w:val="0"/>
-          <w14:ligatures w14:val="none"/>
+        <w:pStyle w:val="1"/>
+        <w:rPr>
+          <w:rFonts w:eastAsia="Times New Roman"/>
+        </w:rPr>
+      </w:pPr>
+      <w:r>
+        <w:rPr>
+          <w:rFonts w:eastAsia="Times New Roman"/>
         </w:rPr>
         <w:t>Что делать если при запуске ВАРМА о</w:t>
       </w:r>
       <w:r>
         <w:rPr>
           <w:rFonts w:eastAsia="Times New Roman"/>
-          <w:kern w:val="0"/>
-          <w14:ligatures w14:val="none"/>
         </w:rPr>
         <w:t>шибка ICAWebWrapper.msi</w:t>
       </w:r>
       <w:r>
         <w:rPr>
           <w:rFonts w:eastAsia="Times New Roman"/>
-          <w:kern w:val="0"/>
-          <w14:ligatures w14:val="none"/>
         </w:rPr>
         <w:t>?</w:t>
       </w:r>
@@ -1073,19 +1042,35 @@
         </w:rPr>
         <w:t xml:space="preserve"> Citrix Workspace: </w:t>
       </w:r>
-      <w:hyperlink r:id="rId15" w:history="1">
-        <w:r>
-          <w:rPr>
-            <w:lang w:val="en-US"/>
-          </w:rPr>
-          <w:t>https://files.otp.sberbank.ru/instructions/Citrix_Cisco.exe</w:t>
-        </w:r>
-      </w:hyperlink>
-      <w:r>
-        <w:rPr>
-          <w:rFonts w:eastAsia="Times New Roman"/>
-          <w:kern w:val="0"/>
+      <w:r>
+        <w:fldChar w:fldCharType="begin"/>
+      </w:r>
+      <w:r>
+        <w:rPr>
           <w:lang w:val="en-US"/>
+        </w:rPr>
+        <w:instrText>HYPERLINK "https://files.otp.sberbank.ru/instructions/Citrix_Cisco.exe"</w:instrText>
+      </w:r>
+      <w:r>
+        <w:fldChar w:fldCharType="separate"/>
+      </w:r>
+      <w:r>
+        <w:rPr>
+          <w:lang w:val="en-US"/>
+        </w:rPr>
+        <w:t>https://files.otp.sberbank.ru/instructions/Citrix_Cisco.exe</w:t>
+      </w:r>
+      <w:r>
+        <w:rPr>
+          <w:lang w:val="en-US"/>
+        </w:rPr>
+        <w:fldChar w:fldCharType="end"/>
+      </w:r>
+      <w:r>
+        <w:rPr>
+          <w:rFonts w:eastAsia="Times New Roman"/>
+          <w:kern w:val="0"/>
+          <w:lang w:val="en-US"/>
           <w14:ligatures w14:val="none"/>
         </w:rPr>
         <w:t>.</w:t>
@@ -1113,17 +1098,14 @@
     </w:p>
     <w:p>
       <w:pPr>
-        <w:rPr>
-          <w:rFonts w:eastAsia="Times New Roman"/>
-          <w:kern w:val="0"/>
-          <w14:ligatures w14:val="none"/>
-        </w:rPr>
-      </w:pPr>
-      <w:r>
-        <w:rPr>
-          <w:rFonts w:eastAsia="Times New Roman"/>
-          <w:kern w:val="0"/>
-          <w14:ligatures w14:val="none"/>
+        <w:pStyle w:val="1"/>
+        <w:rPr>
+          <w:rFonts w:eastAsia="Times New Roman"/>
+        </w:rPr>
+      </w:pPr>
+      <w:r>
+        <w:rPr>
+          <w:rFonts w:eastAsia="Times New Roman"/>
         </w:rPr>
         <w:t>Что делать при ошибке "вы подключились к небезопасной сети" в приложении OTP?</w:t>
       </w:r>
@@ -1182,17 +1164,14 @@
     </w:p>
     <w:p>
       <w:pPr>
-        <w:rPr>
-          <w:rFonts w:eastAsia="Times New Roman"/>
-          <w:kern w:val="0"/>
-          <w14:ligatures w14:val="none"/>
-        </w:rPr>
-      </w:pPr>
-      <w:r>
-        <w:rPr>
-          <w:rFonts w:eastAsia="Times New Roman"/>
-          <w:kern w:val="0"/>
-          <w14:ligatures w14:val="none"/>
+        <w:pStyle w:val="1"/>
+        <w:rPr>
+          <w:rFonts w:eastAsia="Times New Roman"/>
+        </w:rPr>
+      </w:pPr>
+      <w:r>
+        <w:rPr>
+          <w:rFonts w:eastAsia="Times New Roman"/>
         </w:rPr>
         <w:t>Что делать если корпоративное приложение на айфон не устанавливается «Не удалось установить»?</w:t>
       </w:r>
@@ -1246,7 +1225,6 @@
           <w:kern w:val="0"/>
           <w14:ligatures w14:val="none"/>
         </w:rPr>
-        <w:lastRenderedPageBreak/>
         <w:t>Настройки</w:t>
       </w:r>
       <w:r>
@@ -1350,7 +1328,7 @@
 </file>
 
 <file path=word/numbering.xml><?xml version="1.0" encoding="utf-8"?>
-<w:numbering xmlns:wpc="http://schemas.microsoft.com/office/word/2010/wordprocessingCanvas" xmlns:cx="http://schemas.microsoft.com/office/drawing/2014/chartex" xmlns:cx1="http://schemas.microsoft.com/office/drawing/2015/9/8/chartex" xmlns:cx2="http://schemas.microsoft.com/office/drawing/2015/10/21/chartex" xmlns:cx3="http://schemas.microsoft.com/office/drawing/2016/5/9/chartex" xmlns:cx4="http://schemas.microsoft.com/office/drawing/2016/5/10/chartex" xmlns:cx5="http://schemas.microsoft.com/office/drawing/2016/5/11/chartex" xmlns:cx6="http://schemas.microsoft.com/office/drawing/2016/5/12/chartex" xmlns:cx7="http://schemas.microsoft.com/office/drawing/2016/5/13/chartex" xmlns:cx8="http://schemas.microsoft.com/office/drawing/2016/5/14/chartex" xmlns:mc="http://schemas.openxmlformats.org/markup-compatibility/2006" xmlns:aink="http://schemas.microsoft.com/office/drawing/2016/ink" xmlns:am3d="http://schemas.microsoft.com/office/drawing/2017/model3d" xmlns:o="urn:schemas-microsoft-com:office:office" xmlns:oel="http://schemas.microsoft.com/office/2019/extlst" xmlns:r="http://schemas.openxmlformats.org/officeDocument/2006/relationships" xmlns:m="http://schemas.openxmlformats.org/officeDocument/2006/math" xmlns:v="urn:schemas-microsoft-com:vml" xmlns:wp14="http://schemas.microsoft.com/office/word/2010/wordprocessingDrawing" xmlns:wp="http://schemas.openxmlformats.org/drawingml/2006/wordprocessingDrawing" xmlns:w10="urn:schemas-microsoft-com:office:word" xmlns:w="http://schemas.openxmlformats.org/wordprocessingml/2006/main" xmlns:w14="http://schemas.microsoft.com/office/word/2010/wordml" xmlns:w15="http://schemas.microsoft.com/office/word/2012/wordml" xmlns:w16cex="http://schemas.microsoft.com/office/word/2018/wordml/cex" xmlns:w16cid="http://schemas.microsoft.com/office/word/2016/wordml/cid" xmlns:w16="http://schemas.microsoft.com/office/word/2018/wordml" xmlns:w16du="http://schemas.microsoft.com/office/word/2023/wordml/word16du" xmlns:w16sdtdh="http://schemas.microsoft.com/office/word/2020/wordml/sdtdatahash" xmlns:w16sdtfl="http://schemas.microsoft.com/office/word/2024/wordml/sdtformatlock" xmlns:w16se="http://schemas.microsoft.com/office/word/2015/wordml/symex" xmlns:wpg="http://schemas.microsoft.com/office/word/2010/wordprocessingGroup" xmlns:wpi="http://schemas.microsoft.com/office/word/2010/wordprocessingInk" xmlns:wne="http://schemas.microsoft.com/office/word/2006/wordml" xmlns:wps="http://schemas.microsoft.com/office/word/2010/wordprocessingShape" mc:Ignorable="w14 w15 w16se w16cid w16 w16cex w16sdtdh w16sdtfl w16du wp14">
+<w:numbering xmlns:wpc="http://schemas.microsoft.com/office/word/2010/wordprocessingCanvas" xmlns:cx="http://schemas.microsoft.com/office/drawing/2014/chartex" xmlns:cx1="http://schemas.microsoft.com/office/drawing/2015/9/8/chartex" xmlns:cx2="http://schemas.microsoft.com/office/drawing/2015/10/21/chartex" xmlns:cx3="http://schemas.microsoft.com/office/drawing/2016/5/9/chartex" xmlns:cx4="http://schemas.microsoft.com/office/drawing/2016/5/10/chartex" xmlns:cx5="http://schemas.microsoft.com/office/drawing/2016/5/11/chartex" xmlns:cx6="http://schemas.microsoft.com/office/drawing/2016/5/12/chartex" xmlns:cx7="http://schemas.microsoft.com/office/drawing/2016/5/13/chartex" xmlns:cx8="http://schemas.microsoft.com/office/drawing/2016/5/14/chartex" xmlns:mc="http://schemas.openxmlformats.org/markup-compatibility/2006" xmlns:aink="http://schemas.microsoft.com/office/drawing/2016/ink" xmlns:am3d="http://schemas.microsoft.com/office/drawing/2017/model3d" xmlns:o="urn:schemas-microsoft-com:office:office" xmlns:oel="http://schemas.microsoft.com/office/2019/extlst" xmlns:r="http://schemas.openxmlformats.org/officeDocument/2006/relationships" xmlns:m="http://schemas.openxmlformats.org/officeDocument/2006/math" xmlns:v="urn:schemas-microsoft-com:vml" xmlns:wp14="http://schemas.microsoft.com/office/word/2010/wordprocessingDrawing" xmlns:wp="http://schemas.openxmlformats.org/drawingml/2006/wordprocessingDrawing" xmlns:w10="urn:schemas-microsoft-com:office:word" xmlns:w="http://schemas.openxmlformats.org/wordprocessingml/2006/main" xmlns:w14="http://schemas.microsoft.com/office/word/2010/wordml" xmlns:w15="http://schemas.microsoft.com/office/word/2012/wordml" xmlns:w16cex="http://schemas.microsoft.com/office/word/2018/wordml/cex" xmlns:w16cid="http://schemas.microsoft.com/office/word/2016/wordml/cid" xmlns:w16="http://schemas.microsoft.com/office/word/2018/wordml" xmlns:w16du="http://schemas.microsoft.com/office/word/2023/wordml/word16du" xmlns:w16sdtdh="http://schemas.microsoft.com/office/word/2020/wordml/sdtdatahash" xmlns:w16se="http://schemas.microsoft.com/office/word/2015/wordml/symex" xmlns:wpg="http://schemas.microsoft.com/office/word/2010/wordprocessingGroup" xmlns:wpi="http://schemas.microsoft.com/office/word/2010/wordprocessingInk" xmlns:wne="http://schemas.microsoft.com/office/word/2006/wordml" xmlns:wps="http://schemas.microsoft.com/office/word/2010/wordprocessingShape" mc:Ignorable="w14 w15 w16se w16cid w16 w16cex w16sdtdh w16du wp14">
   <w:abstractNum w:abstractNumId="0" w15:restartNumberingAfterBreak="0">
     <w:nsid w:val="00000001"/>
     <w:multiLevelType w:val="hybridMultilevel"/>
@@ -1412,7 +1390,7 @@
 </file>
 
 <file path=word/styles.xml><?xml version="1.0" encoding="utf-8"?>
-<w:styles xmlns:mc="http://schemas.openxmlformats.org/markup-compatibility/2006" xmlns:r="http://schemas.openxmlformats.org/officeDocument/2006/relationships" xmlns:w="http://schemas.openxmlformats.org/wordprocessingml/2006/main" xmlns:w14="http://schemas.microsoft.com/office/word/2010/wordml" xmlns:w15="http://schemas.microsoft.com/office/word/2012/wordml" xmlns:w16cex="http://schemas.microsoft.com/office/word/2018/wordml/cex" xmlns:w16cid="http://schemas.microsoft.com/office/word/2016/wordml/cid" xmlns:w16="http://schemas.microsoft.com/office/word/2018/wordml" xmlns:w16du="http://schemas.microsoft.com/office/word/2023/wordml/word16du" xmlns:w16sdtdh="http://schemas.microsoft.com/office/word/2020/wordml/sdtdatahash" xmlns:w16sdtfl="http://schemas.microsoft.com/office/word/2024/wordml/sdtformatlock" xmlns:w16se="http://schemas.microsoft.com/office/word/2015/wordml/symex" mc:Ignorable="w14 w15 w16se w16cid w16 w16cex w16sdtdh w16sdtfl w16du">
+<w:styles xmlns:mc="http://schemas.openxmlformats.org/markup-compatibility/2006" xmlns:r="http://schemas.openxmlformats.org/officeDocument/2006/relationships" xmlns:w="http://schemas.openxmlformats.org/wordprocessingml/2006/main" xmlns:w14="http://schemas.microsoft.com/office/word/2010/wordml" xmlns:w15="http://schemas.microsoft.com/office/word/2012/wordml" xmlns:w16cex="http://schemas.microsoft.com/office/word/2018/wordml/cex" xmlns:w16cid="http://schemas.microsoft.com/office/word/2016/wordml/cid" xmlns:w16="http://schemas.microsoft.com/office/word/2018/wordml" xmlns:w16du="http://schemas.microsoft.com/office/word/2023/wordml/word16du" xmlns:w16sdtdh="http://schemas.microsoft.com/office/word/2020/wordml/sdtdatahash" xmlns:w16se="http://schemas.microsoft.com/office/word/2015/wordml/symex" mc:Ignorable="w14 w15 w16se w16cid w16 w16cex w16sdtdh w16du">
   <w:docDefaults>
     <w:rPrDefault>
       <w:rPr>
